--- a/23级综合实训学生提交资料（空白表）20260316/23级综合实训学生提交资料（空白表）20260313/1.综合实训课研究报告封面及诚信声明.docx
+++ b/23级综合实训学生提交资料（空白表）20260316/23级综合实训学生提交资料（空白表）20260313/1.综合实训课研究报告封面及诚信声明.docx
@@ -108,8 +108,6 @@
         </w:rPr>
         <w:t xml:space="preserve">  </w:t>
       </w:r>
-      <w:bookmarkStart w:id="2" w:name="_GoBack"/>
-      <w:bookmarkEnd w:id="2"/>
       <w:r>
         <w:rPr>
           <w:rFonts w:hint="eastAsia" w:ascii="方正行楷简体" w:hAnsi="华文中宋" w:eastAsia="方正行楷简体"/>
@@ -221,8 +219,17 @@
                                 <w:rFonts w:hint="eastAsia" w:ascii="黑体" w:hAnsi="黑体" w:eastAsia="黑体"/>
                                 <w:sz w:val="24"/>
                                 <w:szCs w:val="24"/>
-                              </w:rPr>
-                              <w:t>□软件开发综合训练（软件工程专业学生适用）</w:t>
+                                <w:lang w:eastAsia="zh-CN"/>
+                              </w:rPr>
+                              <w:t>☑</w:t>
+                            </w:r>
+                            <w:r>
+                              <w:rPr>
+                                <w:rFonts w:hint="eastAsia" w:ascii="黑体" w:hAnsi="黑体" w:eastAsia="黑体"/>
+                                <w:sz w:val="24"/>
+                                <w:szCs w:val="24"/>
+                              </w:rPr>
+                              <w:t>软件开发综合训练（软件工程专业学生适用）</w:t>
                             </w:r>
                           </w:p>
                           <w:p>
@@ -323,8 +330,17 @@
                           <w:rFonts w:hint="eastAsia" w:ascii="黑体" w:hAnsi="黑体" w:eastAsia="黑体"/>
                           <w:sz w:val="24"/>
                           <w:szCs w:val="24"/>
-                        </w:rPr>
-                        <w:t>□软件开发综合训练（软件工程专业学生适用）</w:t>
+                          <w:lang w:eastAsia="zh-CN"/>
+                        </w:rPr>
+                        <w:t>☑</w:t>
+                      </w:r>
+                      <w:r>
+                        <w:rPr>
+                          <w:rFonts w:hint="eastAsia" w:ascii="黑体" w:hAnsi="黑体" w:eastAsia="黑体"/>
+                          <w:sz w:val="24"/>
+                          <w:szCs w:val="24"/>
+                        </w:rPr>
+                        <w:t>软件开发综合训练（软件工程专业学生适用）</w:t>
                       </w:r>
                     </w:p>
                     <w:p>
@@ -413,8 +429,8 @@
           <w:u w:val="single"/>
         </w:rPr>
       </w:pPr>
-      <w:bookmarkStart w:id="0" w:name="OLE_LINK1"/>
-      <w:bookmarkStart w:id="1" w:name="OLE_LINK2"/>
+      <w:bookmarkStart w:id="0" w:name="OLE_LINK2"/>
+      <w:bookmarkStart w:id="1" w:name="OLE_LINK1"/>
       <w:r>
         <w:rPr>
           <w:rFonts w:hint="eastAsia" w:ascii="宋体" w:hAnsi="宋体" w:eastAsia="宋体" w:cs="Times New Roman"/>
@@ -433,7 +449,7 @@
           <w:szCs w:val="32"/>
           <w:u w:val="single"/>
         </w:rPr>
-        <w:t xml:space="preserve">    </w:t>
+        <w:t xml:space="preserve">   基于Python+vue2+django开发商城系统 </w:t>
       </w:r>
       <w:bookmarkEnd w:id="0"/>
       <w:bookmarkEnd w:id="1"/>
@@ -619,11 +635,12 @@
                             <w:pPr>
                               <w:spacing w:line="360" w:lineRule="auto"/>
                               <w:rPr>
-                                <w:rFonts w:ascii="黑体" w:hAnsi="黑体" w:eastAsia="黑体" w:cs="Times New Roman"/>
+                                <w:rFonts w:hint="default" w:ascii="黑体" w:hAnsi="黑体" w:eastAsia="黑体" w:cs="Times New Roman"/>
                                 <w:b/>
                                 <w:bCs/>
                                 <w:sz w:val="24"/>
                                 <w:szCs w:val="24"/>
+                                <w:lang w:val="en-US" w:eastAsia="zh-CN"/>
                               </w:rPr>
                             </w:pPr>
                             <w:r>
@@ -635,6 +652,17 @@
                                 <w:szCs w:val="24"/>
                               </w:rPr>
                               <w:t>学生团队成员：</w:t>
+                            </w:r>
+                            <w:r>
+                              <w:rPr>
+                                <w:rFonts w:hint="eastAsia" w:ascii="黑体" w:hAnsi="黑体" w:eastAsia="黑体" w:cs="Times New Roman"/>
+                                <w:b/>
+                                <w:bCs/>
+                                <w:sz w:val="24"/>
+                                <w:szCs w:val="24"/>
+                                <w:lang w:val="en-US" w:eastAsia="zh-CN"/>
+                              </w:rPr>
+                              <w:t>廖家龙，郭子恒，许杰维，朱圣威，吴潼</w:t>
                             </w:r>
                           </w:p>
                           <w:p>
@@ -668,7 +696,28 @@
                                 <w:sz w:val="24"/>
                                 <w:szCs w:val="24"/>
                               </w:rPr>
-                              <w:t xml:space="preserve">指导教师：    </w:t>
+                              <w:t>指导教师：</w:t>
+                            </w:r>
+                            <w:r>
+                              <w:rPr>
+                                <w:rFonts w:hint="eastAsia" w:ascii="黑体" w:hAnsi="黑体" w:eastAsia="黑体" w:cs="Times New Roman"/>
+                                <w:b/>
+                                <w:bCs/>
+                                <w:sz w:val="24"/>
+                                <w:szCs w:val="24"/>
+                                <w:lang w:val="en-US" w:eastAsia="zh-CN"/>
+                              </w:rPr>
+                              <w:t>谷文哲</w:t>
+                            </w:r>
+                            <w:r>
+                              <w:rPr>
+                                <w:rFonts w:hint="eastAsia" w:ascii="黑体" w:hAnsi="黑体" w:eastAsia="黑体" w:cs="Times New Roman"/>
+                                <w:b/>
+                                <w:bCs/>
+                                <w:sz w:val="24"/>
+                                <w:szCs w:val="24"/>
+                              </w:rPr>
+                              <w:t xml:space="preserve">    </w:t>
                             </w:r>
                             <w:r>
                               <w:rPr>
@@ -797,11 +846,12 @@
                       <w:pPr>
                         <w:spacing w:line="360" w:lineRule="auto"/>
                         <w:rPr>
-                          <w:rFonts w:ascii="黑体" w:hAnsi="黑体" w:eastAsia="黑体" w:cs="Times New Roman"/>
+                          <w:rFonts w:hint="default" w:ascii="黑体" w:hAnsi="黑体" w:eastAsia="黑体" w:cs="Times New Roman"/>
                           <w:b/>
                           <w:bCs/>
                           <w:sz w:val="24"/>
                           <w:szCs w:val="24"/>
+                          <w:lang w:val="en-US" w:eastAsia="zh-CN"/>
                         </w:rPr>
                       </w:pPr>
                       <w:r>
@@ -813,6 +863,17 @@
                           <w:szCs w:val="24"/>
                         </w:rPr>
                         <w:t>学生团队成员：</w:t>
+                      </w:r>
+                      <w:r>
+                        <w:rPr>
+                          <w:rFonts w:hint="eastAsia" w:ascii="黑体" w:hAnsi="黑体" w:eastAsia="黑体" w:cs="Times New Roman"/>
+                          <w:b/>
+                          <w:bCs/>
+                          <w:sz w:val="24"/>
+                          <w:szCs w:val="24"/>
+                          <w:lang w:val="en-US" w:eastAsia="zh-CN"/>
+                        </w:rPr>
+                        <w:t>廖家龙，郭子恒，许杰维，朱圣威，吴潼</w:t>
                       </w:r>
                     </w:p>
                     <w:p>
@@ -846,7 +907,28 @@
                           <w:sz w:val="24"/>
                           <w:szCs w:val="24"/>
                         </w:rPr>
-                        <w:t xml:space="preserve">指导教师：    </w:t>
+                        <w:t>指导教师：</w:t>
+                      </w:r>
+                      <w:r>
+                        <w:rPr>
+                          <w:rFonts w:hint="eastAsia" w:ascii="黑体" w:hAnsi="黑体" w:eastAsia="黑体" w:cs="Times New Roman"/>
+                          <w:b/>
+                          <w:bCs/>
+                          <w:sz w:val="24"/>
+                          <w:szCs w:val="24"/>
+                          <w:lang w:val="en-US" w:eastAsia="zh-CN"/>
+                        </w:rPr>
+                        <w:t>谷文哲</w:t>
+                      </w:r>
+                      <w:r>
+                        <w:rPr>
+                          <w:rFonts w:hint="eastAsia" w:ascii="黑体" w:hAnsi="黑体" w:eastAsia="黑体" w:cs="Times New Roman"/>
+                          <w:b/>
+                          <w:bCs/>
+                          <w:sz w:val="24"/>
+                          <w:szCs w:val="24"/>
+                        </w:rPr>
+                        <w:t xml:space="preserve">    </w:t>
                       </w:r>
                       <w:r>
                         <w:rPr>
@@ -1057,11 +1139,12 @@
       <w:pPr>
         <w:jc w:val="center"/>
         <w:rPr>
-          <w:rFonts w:ascii="方正行楷简体" w:hAnsi="华文中宋" w:eastAsia="方正行楷简体"/>
+          <w:rFonts w:hint="default" w:ascii="方正行楷简体" w:hAnsi="华文中宋" w:eastAsia="方正行楷简体"/>
           <w:b/>
           <w:spacing w:val="34"/>
           <w:sz w:val="28"/>
           <w:szCs w:val="28"/>
+          <w:lang w:val="en-US" w:eastAsia="zh-CN"/>
         </w:rPr>
       </w:pPr>
       <w:r>
@@ -1076,13 +1159,14 @@
       </w:r>
       <w:r>
         <w:rPr>
-          <w:rFonts w:ascii="方正行楷简体" w:hAnsi="华文中宋" w:eastAsia="方正行楷简体"/>
+          <w:rFonts w:hint="eastAsia" w:ascii="方正行楷简体" w:hAnsi="华文中宋" w:eastAsia="方正行楷简体"/>
           <w:b/>
           <w:spacing w:val="34"/>
           <w:sz w:val="28"/>
           <w:szCs w:val="28"/>
-        </w:rPr>
-        <w:t xml:space="preserve">  </w:t>
+          <w:lang w:val="en-US" w:eastAsia="zh-CN"/>
+        </w:rPr>
+        <w:t>26</w:t>
       </w:r>
       <w:r>
         <w:rPr>
@@ -1092,7 +1176,39 @@
           <w:sz w:val="28"/>
           <w:szCs w:val="28"/>
         </w:rPr>
-        <w:t>年  月</w:t>
+        <w:t>年</w:t>
+      </w:r>
+      <w:r>
+        <w:rPr>
+          <w:rFonts w:hint="eastAsia" w:ascii="方正行楷简体" w:hAnsi="华文中宋" w:eastAsia="方正行楷简体"/>
+          <w:b/>
+          <w:spacing w:val="34"/>
+          <w:sz w:val="28"/>
+          <w:szCs w:val="28"/>
+          <w:lang w:val="en-US" w:eastAsia="zh-CN"/>
+        </w:rPr>
+        <w:t>6</w:t>
+      </w:r>
+      <w:r>
+        <w:rPr>
+          <w:rFonts w:hint="eastAsia" w:ascii="方正行楷简体" w:hAnsi="华文中宋" w:eastAsia="方正行楷简体"/>
+          <w:b/>
+          <w:spacing w:val="34"/>
+          <w:sz w:val="28"/>
+          <w:szCs w:val="28"/>
+        </w:rPr>
+        <w:t>月</w:t>
+      </w:r>
+      <w:r>
+        <w:rPr>
+          <w:rFonts w:hint="eastAsia" w:ascii="方正行楷简体" w:hAnsi="华文中宋" w:eastAsia="方正行楷简体"/>
+          <w:b/>
+          <w:spacing w:val="34"/>
+          <w:sz w:val="28"/>
+          <w:szCs w:val="28"/>
+          <w:lang w:val="en-US" w:eastAsia="zh-CN"/>
+        </w:rPr>
+        <w:t>30日</w:t>
       </w:r>
     </w:p>
     <w:p>
@@ -1246,11 +1362,29 @@
           <w:rFonts w:hint="eastAsia"/>
           <w:sz w:val="28"/>
           <w:szCs w:val="28"/>
+          <w:lang w:val="en-US" w:eastAsia="zh-CN"/>
+        </w:rPr>
+        <w:t>2026</w:t>
+      </w:r>
+      <w:r>
+        <w:rPr>
+          <w:rFonts w:hint="eastAsia"/>
+          <w:sz w:val="28"/>
+          <w:szCs w:val="28"/>
         </w:rPr>
         <w:t xml:space="preserve">年 </w:t>
       </w:r>
       <w:r>
         <w:rPr>
+          <w:rFonts w:hint="eastAsia"/>
+          <w:sz w:val="28"/>
+          <w:szCs w:val="28"/>
+          <w:lang w:val="en-US" w:eastAsia="zh-CN"/>
+        </w:rPr>
+        <w:t>6</w:t>
+      </w:r>
+      <w:r>
+        <w:rPr>
           <w:sz w:val="28"/>
           <w:szCs w:val="28"/>
         </w:rPr>
@@ -1264,6 +1398,17 @@
         </w:rPr>
         <w:t xml:space="preserve">月 </w:t>
       </w:r>
+      <w:r>
+        <w:rPr>
+          <w:rFonts w:hint="eastAsia"/>
+          <w:sz w:val="28"/>
+          <w:szCs w:val="28"/>
+          <w:lang w:val="en-US" w:eastAsia="zh-CN"/>
+        </w:rPr>
+        <w:t>30</w:t>
+      </w:r>
+      <w:bookmarkStart w:id="2" w:name="_GoBack"/>
+      <w:bookmarkEnd w:id="2"/>
       <w:r>
         <w:rPr>
           <w:sz w:val="28"/>
